--- a/az/wisdom-stories/mihrimah-and-sinan.docx
+++ b/az/wisdom-stories/mihrimah-and-sinan.docx
@@ -66,7 +66,7 @@
         <w:rPr>
           <w:lang/>
         </w:rPr>
-        <w:t>Əfsanə danışır ki, o vaxt artıq evli və əlli yaşına yaxın olan Sinan sevgisini qəlbində saxladı. Sevdiyinə qovuşa bilməyən memar duyğularını sənətində yaşatdı.</w:t>
+        <w:t>Əfsanəyə görə, o vaxt artıq evli və əlli yaşına yaxın olan Sinan sevgisini qəlbində saxladı. Sevdiyinə qovuşa bilməyən memar duyğularını sənətində yaşatdı.</w:t>
       </w:r>
     </w:p>
     <w:p>
@@ -144,7 +144,7 @@
         <w:rPr>
           <w:lang/>
         </w:rPr>
-        <w:t>Sinan bu mənzərəni bilərəkdən düşünmüşdü, yoxsa insanlar sonradan onun sənətinə belə bir məna vermişdilər? Bunu təsdiqlənmiş tarix kimi söyləmək mümkün deyil.</w:t>
+        <w:t>Sinan bu mənzərəni qəsdən yaratmışdı, yoxsa insanlar sonradan onun sənətinə belə bir məna vermişdilər? Bunu təsdiqlənmiş tarix kimi söyləmək mümkün deyil.</w:t>
       </w:r>
     </w:p>
     <w:p>
